--- a/Exp3_s8_Rafael_Navarrete.docx
+++ b/Exp3_s8_Rafael_Navarrete.docx
@@ -149,7 +149,7 @@
               </wp:anchor>
             </w:drawing>
           </mc:Choice>
-          <mc:Fallback xmlns:a14="http://schemas.microsoft.com/office/drawing/2010/main" xmlns:pic="http://schemas.openxmlformats.org/drawingml/2006/picture" xmlns:adec="http://schemas.microsoft.com/office/drawing/2017/decorative" xmlns:a="http://schemas.openxmlformats.org/drawingml/2006/main">
+          <mc:Fallback xmlns:a="http://schemas.openxmlformats.org/drawingml/2006/main" xmlns:adec="http://schemas.microsoft.com/office/drawing/2017/decorative" xmlns:pic="http://schemas.openxmlformats.org/drawingml/2006/picture" xmlns:a14="http://schemas.microsoft.com/office/drawing/2010/main">
             <w:pict>
               <v:roundrect id="Rectángulo: esquinas redondeadas 1" style="position:absolute;margin-left:151.8pt;margin-top:-54.75pt;width:376.95pt;height:20.7pt;z-index:251668479;visibility:visible;mso-wrap-style:square;mso-wrap-distance-left:9pt;mso-wrap-distance-top:0;mso-wrap-distance-right:9pt;mso-wrap-distance-bottom:0;mso-position-horizontal:absolute;mso-position-horizontal-relative:text;mso-position-vertical:absolute;mso-position-vertical-relative:text;v-text-anchor:middle" alt="&quot;&quot;" o:spid="_x0000_s1026" fillcolor="#e7e8e9" stroked="f" strokeweight="1pt" arcsize=".5" w14:anchorId="0976DF37" o:gfxdata="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">
                 <v:stroke joinstyle="miter"/>
@@ -224,7 +224,7 @@
               </wp:anchor>
             </w:drawing>
           </mc:Choice>
-          <mc:Fallback xmlns:a14="http://schemas.microsoft.com/office/drawing/2010/main" xmlns:pic="http://schemas.openxmlformats.org/drawingml/2006/picture" xmlns:adec="http://schemas.microsoft.com/office/drawing/2017/decorative" xmlns:a="http://schemas.openxmlformats.org/drawingml/2006/main">
+          <mc:Fallback xmlns:a="http://schemas.openxmlformats.org/drawingml/2006/main" xmlns:adec="http://schemas.microsoft.com/office/drawing/2017/decorative" xmlns:pic="http://schemas.openxmlformats.org/drawingml/2006/picture" xmlns:a14="http://schemas.microsoft.com/office/drawing/2010/main">
             <w:pict>
               <v:roundrect id="AutoShape 14" style="position:absolute;margin-left:-25.6pt;margin-top:-17.6pt;width:554.7pt;height:303pt;z-index:251671552;visibility:visible;mso-wrap-style:square;mso-wrap-distance-left:9pt;mso-wrap-distance-top:0;mso-wrap-distance-right:9pt;mso-wrap-distance-bottom:0;mso-position-horizontal:absolute;mso-position-horizontal-relative:text;mso-position-vertical:absolute;mso-position-vertical-relative:text;v-text-anchor:top" alt="&quot;&quot;" o:spid="_x0000_s1026" stroked="f" arcsize="2907f" w14:anchorId="1F722A28" o:gfxdata="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">
                 <v:fill type="frame" o:title="" recolor="t" rotate="t" r:id="rId13"/>
@@ -349,7 +349,7 @@
               </wp:anchor>
             </w:drawing>
           </mc:Choice>
-          <mc:Fallback xmlns:a14="http://schemas.microsoft.com/office/drawing/2010/main" xmlns:pic="http://schemas.openxmlformats.org/drawingml/2006/picture" xmlns:adec="http://schemas.microsoft.com/office/drawing/2017/decorative" xmlns:a="http://schemas.openxmlformats.org/drawingml/2006/main">
+          <mc:Fallback xmlns:a="http://schemas.openxmlformats.org/drawingml/2006/main" xmlns:adec="http://schemas.microsoft.com/office/drawing/2017/decorative" xmlns:pic="http://schemas.openxmlformats.org/drawingml/2006/picture" xmlns:a14="http://schemas.microsoft.com/office/drawing/2010/main">
             <w:pict>
               <v:roundrect id="Rectángulo: esquinas redondeadas 6" style="position:absolute;margin-left:-25.05pt;margin-top:34.9pt;width:9.85pt;height:70.95pt;z-index:251673600;visibility:visible;mso-wrap-style:square;mso-width-percent:0;mso-height-percent:0;mso-wrap-distance-left:9pt;mso-wrap-distance-top:0;mso-wrap-distance-right:9pt;mso-wrap-distance-bottom:0;mso-position-horizontal:absolute;mso-position-horizontal-relative:text;mso-position-vertical:absolute;mso-position-vertical-relative:text;mso-width-percent:0;mso-height-percent:0;mso-width-relative:margin;mso-height-relative:margin;v-text-anchor:middle" alt="&quot;&quot;" o:spid="_x0000_s1026" fillcolor="#ffb800" stroked="f" strokeweight="1pt" arcsize="0" w14:anchorId="75F09303" o:gfxdata="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">
                 <v:stroke joinstyle="miter"/>
@@ -598,90 +598,56 @@
         </w:rPr>
         <w:t xml:space="preserve">2. </w:t>
       </w:r>
-      <w:proofErr w:type="spellStart"/>
       <w:r>
         <w:rPr>
           <w:b/>
           <w:bCs/>
         </w:rPr>
-        <w:t>Dockerizar</w:t>
-      </w:r>
-      <w:proofErr w:type="spellEnd"/>
+        <w:t>Dockerizar tus microservicios</w:t>
+      </w:r>
       <w:r>
         <w:rPr>
           <w:b/>
           <w:bCs/>
         </w:rPr>
-        <w:t xml:space="preserve"> tus microservicios</w:t>
-      </w:r>
-      <w:r>
+        <w:t xml:space="preserve"> </w:t>
+      </w:r>
+    </w:p>
+    <w:p>
+      <w:pPr>
+        <w:ind w:left="708"/>
+      </w:pPr>
+      <w:r>
+        <w:t>Deberás crear una imagen Docker con tus microservicios</w:t>
+      </w:r>
+    </w:p>
+    <w:p>
+      <w:pPr>
         <w:rPr>
           <w:b/>
           <w:bCs/>
         </w:rPr>
-        <w:t xml:space="preserve"> </w:t>
-      </w:r>
-    </w:p>
-    <w:p>
-      <w:pPr>
-        <w:ind w:left="708"/>
-      </w:pPr>
-      <w:r>
-        <w:t>Deberás crear una imagen Docker con tus microservicios</w:t>
-      </w:r>
-    </w:p>
-    <w:p>
-      <w:pPr>
+      </w:pPr>
+      <w:r>
         <w:rPr>
           <w:b/>
           <w:bCs/>
         </w:rPr>
-      </w:pPr>
+        <w:t>3</w:t>
+      </w:r>
       <w:r>
         <w:rPr>
           <w:b/>
           <w:bCs/>
         </w:rPr>
-        <w:t>3</w:t>
+        <w:t xml:space="preserve">. </w:t>
       </w:r>
       <w:r>
         <w:rPr>
           <w:b/>
           <w:bCs/>
         </w:rPr>
-        <w:t xml:space="preserve">. </w:t>
-      </w:r>
-      <w:r>
-        <w:rPr>
-          <w:b/>
-          <w:bCs/>
-        </w:rPr>
-        <w:t xml:space="preserve">Configurar </w:t>
-      </w:r>
-      <w:proofErr w:type="spellStart"/>
-      <w:r>
-        <w:rPr>
-          <w:b/>
-          <w:bCs/>
-        </w:rPr>
-        <w:t>docker-</w:t>
-      </w:r>
-      <w:proofErr w:type="gramStart"/>
-      <w:r>
-        <w:rPr>
-          <w:b/>
-          <w:bCs/>
-        </w:rPr>
-        <w:t>compose.yaml</w:t>
-      </w:r>
-      <w:proofErr w:type="spellEnd"/>
-      <w:proofErr w:type="gramEnd"/>
-      <w:r>
-        <w:rPr>
-          <w:b/>
-          <w:bCs/>
-        </w:rPr>
-        <w:t xml:space="preserve"> en tu proyecto</w:t>
+        <w:t>Configurar docker-compose.yaml en tu proyecto</w:t>
       </w:r>
     </w:p>
     <w:p>
@@ -879,55 +845,7 @@
     </w:p>
     <w:p>
       <w:r>
-        <w:t xml:space="preserve">Para la semana 8 se agregó un servidor de autorización OAuth 2.0, se reemplazó la seguridad JWT propia de </w:t>
-      </w:r>
-      <w:proofErr w:type="spellStart"/>
-      <w:r>
-        <w:t>bank-batch</w:t>
-      </w:r>
-      <w:proofErr w:type="spellEnd"/>
-      <w:r>
-        <w:t xml:space="preserve"> por un esquema de </w:t>
-      </w:r>
-      <w:proofErr w:type="spellStart"/>
-      <w:r>
-        <w:t>Resource</w:t>
-      </w:r>
-      <w:proofErr w:type="spellEnd"/>
-      <w:r>
-        <w:t xml:space="preserve"> Server, se amplió la tolerancia a fallos con </w:t>
-      </w:r>
-      <w:proofErr w:type="spellStart"/>
-      <w:r>
-        <w:t>Retry</w:t>
-      </w:r>
-      <w:proofErr w:type="spellEnd"/>
-      <w:r>
-        <w:t xml:space="preserve"> y </w:t>
-      </w:r>
-      <w:proofErr w:type="spellStart"/>
-      <w:r>
-        <w:t>Bulkhead</w:t>
-      </w:r>
-      <w:proofErr w:type="spellEnd"/>
-      <w:r>
-        <w:t xml:space="preserve">, y se </w:t>
-      </w:r>
-      <w:proofErr w:type="spellStart"/>
-      <w:r>
-        <w:t>dockerizó</w:t>
-      </w:r>
-      <w:proofErr w:type="spellEnd"/>
-      <w:r>
-        <w:t xml:space="preserve"> todo el sistema con un </w:t>
-      </w:r>
-      <w:proofErr w:type="spellStart"/>
-      <w:r>
-        <w:t>docker-compose.yml</w:t>
-      </w:r>
-      <w:proofErr w:type="spellEnd"/>
-      <w:r>
-        <w:t xml:space="preserve"> único</w:t>
+        <w:t>Para la semana 8 se agregó un servidor de autorización OAuth 2.0, se reemplazó la seguridad JWT propia de bank-batch por un esquema de Resource Server, se amplió la tolerancia a fallos con Retry y Bulkhead, y se dockerizó todo el sistema con un docker-compose.yml único</w:t>
       </w:r>
       <w:r>
         <w:t>.</w:t>
@@ -938,63 +856,19 @@
         <w:pStyle w:val="Ttulo3"/>
       </w:pPr>
       <w:r>
-        <w:t xml:space="preserve">Auth-server: </w:t>
-      </w:r>
-      <w:proofErr w:type="spellStart"/>
-      <w:proofErr w:type="gramStart"/>
-      <w:r>
-        <w:t>application.properties</w:t>
-      </w:r>
-      <w:proofErr w:type="spellEnd"/>
-      <w:proofErr w:type="gramEnd"/>
-    </w:p>
-    <w:p>
-      <w:r>
-        <w:t xml:space="preserve">Nuevo microservicio con Spring </w:t>
-      </w:r>
-      <w:proofErr w:type="spellStart"/>
-      <w:r>
-        <w:t>Authorization</w:t>
-      </w:r>
-      <w:proofErr w:type="spellEnd"/>
-      <w:r>
-        <w:t xml:space="preserve"> Server. Define un </w:t>
-      </w:r>
-      <w:proofErr w:type="spellStart"/>
-      <w:r>
-        <w:t>client</w:t>
-      </w:r>
-      <w:proofErr w:type="spellEnd"/>
-      <w:r>
-        <w:t xml:space="preserve"> por canal (web, </w:t>
-      </w:r>
-      <w:proofErr w:type="spellStart"/>
-      <w:r>
-        <w:t>movil</w:t>
-      </w:r>
-      <w:proofErr w:type="spellEnd"/>
-      <w:r>
-        <w:t xml:space="preserve">, cajero) con flujo </w:t>
-      </w:r>
-      <w:proofErr w:type="spellStart"/>
-      <w:r>
-        <w:t>client_credentials</w:t>
-      </w:r>
-      <w:proofErr w:type="spellEnd"/>
-      <w:r>
-        <w:t xml:space="preserve"> y un </w:t>
-      </w:r>
-      <w:proofErr w:type="spellStart"/>
-      <w:r>
-        <w:t>scope</w:t>
-      </w:r>
-      <w:proofErr w:type="spellEnd"/>
-      <w:r>
-        <w:t xml:space="preserve"> propio cada uno.</w:t>
-      </w:r>
-    </w:p>
-    <w:p>
-      <w:r>
+        <w:t>Auth-server: application.properties</w:t>
+      </w:r>
+    </w:p>
+    <w:p>
+      <w:r>
+        <w:t>Nuevo microservicio con Spring Authorization Server. Define un client por canal (web, movil, cajero) con flujo client_credentials y un scope propio cada uno.</w:t>
+      </w:r>
+    </w:p>
+    <w:p>
+      <w:r>
+        <w:rPr>
+          <w:noProof/>
+        </w:rPr>
         <w:drawing>
           <wp:inline distT="0" distB="0" distL="0" distR="0" wp14:anchorId="497A5F6E" wp14:editId="76ABD02E">
             <wp:extent cx="1886213" cy="2343477"/>
@@ -1034,6 +908,9 @@
     </w:p>
     <w:p>
       <w:r>
+        <w:rPr>
+          <w:noProof/>
+        </w:rPr>
         <w:drawing>
           <wp:inline distT="0" distB="0" distL="0" distR="0" wp14:anchorId="11664BAF" wp14:editId="41CF50D7">
             <wp:extent cx="6299835" cy="2975610"/>
@@ -1077,48 +954,19 @@
       </w:pPr>
       <w:r>
         <w:lastRenderedPageBreak/>
-        <w:t>Bank-</w:t>
-      </w:r>
-      <w:proofErr w:type="spellStart"/>
-      <w:r>
-        <w:t>batch</w:t>
-      </w:r>
-      <w:proofErr w:type="spellEnd"/>
-      <w:r>
-        <w:t>: SecurityConfig.java</w:t>
-      </w:r>
-    </w:p>
-    <w:p>
-      <w:r>
-        <w:t xml:space="preserve">Se reemplazó el filtro JWT propio por un </w:t>
-      </w:r>
-      <w:proofErr w:type="spellStart"/>
-      <w:r>
-        <w:t>Resource</w:t>
-      </w:r>
-      <w:proofErr w:type="spellEnd"/>
-      <w:r>
-        <w:t xml:space="preserve"> Server OAuth 2.0. Cada ruta BFF exige el </w:t>
-      </w:r>
-      <w:proofErr w:type="spellStart"/>
-      <w:r>
-        <w:t>scope</w:t>
-      </w:r>
-      <w:proofErr w:type="spellEnd"/>
-      <w:r>
-        <w:t xml:space="preserve"> de su canal y el resto de </w:t>
-      </w:r>
-      <w:proofErr w:type="gramStart"/>
-      <w:r>
-        <w:t>rutas</w:t>
-      </w:r>
-      <w:proofErr w:type="gramEnd"/>
-      <w:r>
-        <w:t xml:space="preserve"> exige un token válido.</w:t>
-      </w:r>
-    </w:p>
-    <w:p>
-      <w:r>
+        <w:t>Bank-batch: SecurityConfig.java</w:t>
+      </w:r>
+    </w:p>
+    <w:p>
+      <w:r>
+        <w:t>Se reemplazó el filtro JWT propio por un Resource Server OAuth 2.0. Cada ruta BFF exige el scope de su canal y el resto de rutas exige un token válido.</w:t>
+      </w:r>
+    </w:p>
+    <w:p>
+      <w:r>
+        <w:rPr>
+          <w:noProof/>
+        </w:rPr>
         <w:drawing>
           <wp:inline distT="0" distB="0" distL="0" distR="0" wp14:anchorId="229A6450" wp14:editId="5DE755E6">
             <wp:extent cx="6299835" cy="3925570"/>
@@ -1161,32 +1009,19 @@
         <w:pStyle w:val="Ttulo3"/>
       </w:pPr>
       <w:r>
-        <w:t>Bank-</w:t>
-      </w:r>
-      <w:proofErr w:type="spellStart"/>
-      <w:r>
-        <w:t>batch</w:t>
-      </w:r>
-      <w:proofErr w:type="spellEnd"/>
-      <w:r>
-        <w:t>: dependencias nuevas:</w:t>
-      </w:r>
-    </w:p>
-    <w:p>
-      <w:r>
-        <w:t xml:space="preserve">Se eliminaron las dependencias </w:t>
-      </w:r>
-      <w:proofErr w:type="spellStart"/>
-      <w:r>
-        <w:t>jjwt</w:t>
-      </w:r>
-      <w:proofErr w:type="spellEnd"/>
-      <w:r>
-        <w:t>-* y se agregó spring-boot-starter-security-oauth2-resource-server.</w:t>
-      </w:r>
-    </w:p>
-    <w:p>
-      <w:r>
+        <w:t>Bank-batch: dependencias nuevas:</w:t>
+      </w:r>
+    </w:p>
+    <w:p>
+      <w:r>
+        <w:t>Se eliminaron las dependencias jjwt-* y se agregó spring-boot-starter-security-oauth2-resource-server.</w:t>
+      </w:r>
+    </w:p>
+    <w:p>
+      <w:r>
+        <w:rPr>
+          <w:noProof/>
+        </w:rPr>
         <w:drawing>
           <wp:inline distT="0" distB="0" distL="0" distR="0" wp14:anchorId="00627222" wp14:editId="4863043E">
             <wp:extent cx="6299835" cy="710565"/>
@@ -1229,15 +1064,7 @@
         <w:pStyle w:val="Ttulo3"/>
       </w:pPr>
       <w:r>
-        <w:t>Bank-</w:t>
-      </w:r>
-      <w:proofErr w:type="spellStart"/>
-      <w:r>
-        <w:t>batch</w:t>
-      </w:r>
-      <w:proofErr w:type="spellEnd"/>
-      <w:r>
-        <w:t>: ClientesClient.java</w:t>
+        <w:t>Bank-batch: ClientesClient.java</w:t>
       </w:r>
     </w:p>
     <w:p>
@@ -1247,6 +1074,9 @@
     </w:p>
     <w:p>
       <w:r>
+        <w:rPr>
+          <w:noProof/>
+        </w:rPr>
         <w:lastRenderedPageBreak/>
         <w:drawing>
           <wp:inline distT="0" distB="0" distL="0" distR="0" wp14:anchorId="4AE5416C" wp14:editId="357934B3">
@@ -1290,55 +1120,19 @@
         <w:pStyle w:val="Ttulo3"/>
       </w:pPr>
       <w:r>
-        <w:t>Bank-</w:t>
-      </w:r>
-      <w:proofErr w:type="spellStart"/>
-      <w:r>
-        <w:t>batch</w:t>
-      </w:r>
-      <w:proofErr w:type="spellEnd"/>
-      <w:r>
-        <w:t xml:space="preserve">: </w:t>
-      </w:r>
-      <w:proofErr w:type="spellStart"/>
-      <w:proofErr w:type="gramStart"/>
-      <w:r>
-        <w:t>application.properties</w:t>
-      </w:r>
-      <w:proofErr w:type="spellEnd"/>
-      <w:proofErr w:type="gramEnd"/>
-    </w:p>
-    <w:p>
-      <w:r>
-        <w:t xml:space="preserve">Parámetros de </w:t>
-      </w:r>
-      <w:proofErr w:type="spellStart"/>
-      <w:r>
-        <w:t>Retry</w:t>
-      </w:r>
-      <w:proofErr w:type="spellEnd"/>
-      <w:r>
-        <w:t xml:space="preserve"> (3 intentos) y </w:t>
-      </w:r>
-      <w:proofErr w:type="spellStart"/>
-      <w:r>
-        <w:t>Bulkhead</w:t>
-      </w:r>
-      <w:proofErr w:type="spellEnd"/>
-      <w:r>
-        <w:t xml:space="preserve"> (5 llamadas concurrentes), junto a la configuración previa del </w:t>
-      </w:r>
-      <w:proofErr w:type="spellStart"/>
-      <w:r>
-        <w:t>Circuit</w:t>
-      </w:r>
-      <w:proofErr w:type="spellEnd"/>
-      <w:r>
-        <w:t xml:space="preserve"> Breaker.</w:t>
-      </w:r>
-    </w:p>
-    <w:p>
-      <w:r>
+        <w:t>Bank-batch: application.properties</w:t>
+      </w:r>
+    </w:p>
+    <w:p>
+      <w:r>
+        <w:t>Parámetros de Retry (3 intentos) y Bulkhead (5 llamadas concurrentes), junto a la configuración previa del Circuit Breaker.</w:t>
+      </w:r>
+    </w:p>
+    <w:p>
+      <w:r>
+        <w:rPr>
+          <w:noProof/>
+        </w:rPr>
         <w:drawing>
           <wp:inline distT="0" distB="0" distL="0" distR="0" wp14:anchorId="5F07C847" wp14:editId="489B3478">
             <wp:extent cx="6211167" cy="924054"/>
@@ -1380,27 +1174,20 @@
       <w:pPr>
         <w:pStyle w:val="Ttulo3"/>
       </w:pPr>
-      <w:proofErr w:type="spellStart"/>
       <w:r>
         <w:t>Dockerfile</w:t>
       </w:r>
-      <w:proofErr w:type="spellEnd"/>
-    </w:p>
-    <w:p>
-      <w:r>
-        <w:t xml:space="preserve">Imagen </w:t>
-      </w:r>
-      <w:proofErr w:type="spellStart"/>
-      <w:r>
-        <w:t>multi-stage</w:t>
-      </w:r>
-      <w:proofErr w:type="spellEnd"/>
-      <w:r>
-        <w:t xml:space="preserve"> con Maven y JRE 21. El mismo archivo se usa en los 6 microservicios cambiando solo el puerto expuesto.</w:t>
-      </w:r>
-    </w:p>
-    <w:p>
-      <w:r>
+    </w:p>
+    <w:p>
+      <w:r>
+        <w:t>Imagen multi-stage con Maven y JRE 21. El mismo archivo se usa en los 6 microservicios cambiando solo el puerto expuesto.</w:t>
+      </w:r>
+    </w:p>
+    <w:p>
+      <w:r>
+        <w:rPr>
+          <w:noProof/>
+        </w:rPr>
         <w:lastRenderedPageBreak/>
         <w:drawing>
           <wp:inline distT="0" distB="0" distL="0" distR="0" wp14:anchorId="60E565E0" wp14:editId="1E8BB56D">
@@ -1444,29 +1231,19 @@
         <w:pStyle w:val="Ttulo3"/>
       </w:pPr>
       <w:r>
-        <w:t>Docker-</w:t>
-      </w:r>
-      <w:proofErr w:type="spellStart"/>
-      <w:r>
-        <w:t>compose.yml</w:t>
-      </w:r>
-      <w:proofErr w:type="spellEnd"/>
-    </w:p>
-    <w:p>
-      <w:r>
-        <w:t xml:space="preserve">Orquesta los 8 componentes con red común, </w:t>
-      </w:r>
-      <w:proofErr w:type="spellStart"/>
-      <w:r>
-        <w:t>healthcheck</w:t>
-      </w:r>
-      <w:proofErr w:type="spellEnd"/>
-      <w:r>
-        <w:t xml:space="preserve"> de PostgreSQL, reinicio ante fallos y configuración por variables de entorno.</w:t>
-      </w:r>
-    </w:p>
-    <w:p>
-      <w:r>
+        <w:t>Docker-compose.yml</w:t>
+      </w:r>
+    </w:p>
+    <w:p>
+      <w:r>
+        <w:t>Orquesta los 8 componentes con red común, healthcheck de PostgreSQL, reinicio ante fallos y configuración por variables de entorno.</w:t>
+      </w:r>
+    </w:p>
+    <w:p>
+      <w:r>
+        <w:rPr>
+          <w:noProof/>
+        </w:rPr>
         <w:drawing>
           <wp:inline distT="0" distB="0" distL="0" distR="0" wp14:anchorId="65B48FBE" wp14:editId="4D35644D">
             <wp:extent cx="6299835" cy="5107305"/>
@@ -1506,6 +1283,9 @@
     </w:p>
     <w:p>
       <w:r>
+        <w:rPr>
+          <w:noProof/>
+        </w:rPr>
         <w:lastRenderedPageBreak/>
         <w:drawing>
           <wp:inline distT="0" distB="0" distL="0" distR="0" wp14:anchorId="26B7CD68" wp14:editId="68DAC30A">
@@ -1546,6 +1326,9 @@
     </w:p>
     <w:p>
       <w:r>
+        <w:rPr>
+          <w:noProof/>
+        </w:rPr>
         <w:lastRenderedPageBreak/>
         <w:drawing>
           <wp:inline distT="0" distB="0" distL="0" distR="0" wp14:anchorId="3C92EB68" wp14:editId="49723040">
@@ -1605,35 +1388,14 @@
         <w:jc w:val="both"/>
       </w:pPr>
       <w:r>
-        <w:t xml:space="preserve">Con </w:t>
-      </w:r>
-      <w:proofErr w:type="spellStart"/>
-      <w:r>
-        <w:t>docker</w:t>
-      </w:r>
-      <w:proofErr w:type="spellEnd"/>
-      <w:r>
-        <w:t xml:space="preserve"> </w:t>
-      </w:r>
-      <w:proofErr w:type="spellStart"/>
-      <w:r>
-        <w:t>compose</w:t>
-      </w:r>
-      <w:proofErr w:type="spellEnd"/>
-      <w:r>
-        <w:t xml:space="preserve"> up -d --</w:t>
-      </w:r>
-      <w:proofErr w:type="spellStart"/>
-      <w:r>
-        <w:t>build</w:t>
-      </w:r>
-      <w:proofErr w:type="spellEnd"/>
-      <w:r>
-        <w:t xml:space="preserve"> se construyen las 6 imágenes de los microservicios y se inician los 8 contenedores del sistema. El proceso terminó sin errores.</w:t>
-      </w:r>
-    </w:p>
-    <w:p>
-      <w:r>
+        <w:t>Con docker compose up -d --build se construyen las 6 imágenes de los microservicios y se inician los 8 contenedores del sistema. El proceso terminó sin errores.</w:t>
+      </w:r>
+    </w:p>
+    <w:p>
+      <w:r>
+        <w:rPr>
+          <w:noProof/>
+        </w:rPr>
         <w:drawing>
           <wp:inline distT="0" distB="0" distL="0" distR="0" wp14:anchorId="610344B7" wp14:editId="25992FC1">
             <wp:extent cx="6299835" cy="3126105"/>
@@ -1677,29 +1439,19 @@
       </w:pPr>
       <w:r>
         <w:lastRenderedPageBreak/>
-        <w:t xml:space="preserve">Comprobación con Docker </w:t>
-      </w:r>
-      <w:proofErr w:type="spellStart"/>
-      <w:r>
-        <w:t>ps</w:t>
-      </w:r>
-      <w:proofErr w:type="spellEnd"/>
-    </w:p>
-    <w:p>
-      <w:r>
-        <w:t xml:space="preserve">Los 8 contenedores (los 6 microservicios, PostgreSQL y Kafka) están en estado Up y PostgreSQL aparece como </w:t>
-      </w:r>
-      <w:proofErr w:type="spellStart"/>
-      <w:r>
-        <w:t>healthy</w:t>
-      </w:r>
-      <w:proofErr w:type="spellEnd"/>
-      <w:r>
-        <w:t>, lo que confirma que la orquestación funciona.</w:t>
-      </w:r>
-    </w:p>
-    <w:p>
-      <w:r>
+        <w:t>Comprobación con Docker ps</w:t>
+      </w:r>
+    </w:p>
+    <w:p>
+      <w:r>
+        <w:t>Los 8 contenedores (los 6 microservicios, PostgreSQL y Kafka) están en estado Up y PostgreSQL aparece como healthy, lo que confirma que la orquestación funciona.</w:t>
+      </w:r>
+    </w:p>
+    <w:p>
+      <w:r>
+        <w:rPr>
+          <w:noProof/>
+        </w:rPr>
         <w:drawing>
           <wp:inline distT="0" distB="0" distL="0" distR="0" wp14:anchorId="4F1FE45A" wp14:editId="124391FB">
             <wp:extent cx="6299835" cy="794385"/>
@@ -1761,56 +1513,22 @@
         <w:pStyle w:val="Ttulo3"/>
       </w:pPr>
       <w:r>
-        <w:t>Inicio de sesión con usuario web:</w:t>
-      </w:r>
-    </w:p>
-    <w:p>
-      <w:r>
-        <w:t xml:space="preserve">Solicitud de token al </w:t>
-      </w:r>
-      <w:proofErr w:type="spellStart"/>
-      <w:r>
-        <w:t>auth</w:t>
-      </w:r>
-      <w:proofErr w:type="spellEnd"/>
-      <w:r>
-        <w:t xml:space="preserve">-server con el </w:t>
-      </w:r>
-      <w:proofErr w:type="spellStart"/>
-      <w:r>
-        <w:t>client</w:t>
-      </w:r>
-      <w:proofErr w:type="spellEnd"/>
-      <w:r>
-        <w:t xml:space="preserve"> web y flujo </w:t>
-      </w:r>
-      <w:proofErr w:type="spellStart"/>
-      <w:r>
-        <w:t>client_credentials</w:t>
-      </w:r>
-      <w:proofErr w:type="spellEnd"/>
-      <w:r>
-        <w:t xml:space="preserve">. La respuesta entrega un </w:t>
-      </w:r>
-      <w:proofErr w:type="spellStart"/>
-      <w:r>
-        <w:t>access_token</w:t>
-      </w:r>
-      <w:proofErr w:type="spellEnd"/>
-      <w:r>
-        <w:t xml:space="preserve"> con </w:t>
-      </w:r>
-      <w:proofErr w:type="spellStart"/>
-      <w:r>
-        <w:t>scope</w:t>
-      </w:r>
-      <w:proofErr w:type="spellEnd"/>
-      <w:r>
-        <w:t xml:space="preserve"> web.</w:t>
-      </w:r>
-    </w:p>
-    <w:p>
-      <w:r>
+        <w:t>Obtención de token de</w:t>
+      </w:r>
+      <w:r>
+        <w:t xml:space="preserve"> usuario web:</w:t>
+      </w:r>
+    </w:p>
+    <w:p>
+      <w:r>
+        <w:t>Solicitud de token al auth-server con el client web y flujo client_credentials. La respuesta entrega un access_token con scope web.</w:t>
+      </w:r>
+    </w:p>
+    <w:p>
+      <w:r>
+        <w:rPr>
+          <w:noProof/>
+        </w:rPr>
         <w:drawing>
           <wp:inline distT="0" distB="0" distL="0" distR="0" wp14:anchorId="3C0BBB27" wp14:editId="6CF27668">
             <wp:extent cx="6299835" cy="4276725"/>
@@ -1859,43 +1577,14 @@
     </w:p>
     <w:p>
       <w:r>
-        <w:t>Al consultar /api/</w:t>
-      </w:r>
-      <w:proofErr w:type="spellStart"/>
-      <w:r>
-        <w:t>bff</w:t>
-      </w:r>
-      <w:proofErr w:type="spellEnd"/>
-      <w:r>
-        <w:t xml:space="preserve">/web/resumen sin credenciales, </w:t>
-      </w:r>
-      <w:proofErr w:type="spellStart"/>
-      <w:r>
-        <w:t>bank-batch</w:t>
-      </w:r>
-      <w:proofErr w:type="spellEnd"/>
-      <w:r>
-        <w:t xml:space="preserve"> responde 401 </w:t>
-      </w:r>
-      <w:proofErr w:type="spellStart"/>
-      <w:r>
-        <w:t>Unauthorized</w:t>
-      </w:r>
-      <w:proofErr w:type="spellEnd"/>
-      <w:r>
-        <w:t xml:space="preserve">. Esto comprueba que el </w:t>
-      </w:r>
-      <w:proofErr w:type="spellStart"/>
-      <w:r>
-        <w:t>endpoint</w:t>
-      </w:r>
-      <w:proofErr w:type="spellEnd"/>
-      <w:r>
-        <w:t xml:space="preserve"> ya no es accesible sin autenticación.</w:t>
-      </w:r>
-    </w:p>
-    <w:p>
-      <w:r>
+        <w:t>Al consultar /api/bff/web/resumen sin credenciales, bank-batch responde 401 Unauthorized. Esto comprueba que el endpoint ya no es accesible sin autenticación.</w:t>
+      </w:r>
+    </w:p>
+    <w:p>
+      <w:r>
+        <w:rPr>
+          <w:noProof/>
+        </w:rPr>
         <w:drawing>
           <wp:inline distT="0" distB="0" distL="0" distR="0" wp14:anchorId="4D396C61" wp14:editId="0BC60A29">
             <wp:extent cx="6299835" cy="2959100"/>
@@ -1952,43 +1641,14 @@
         <w:jc w:val="both"/>
       </w:pPr>
       <w:r>
-        <w:t xml:space="preserve">Con el token del </w:t>
-      </w:r>
-      <w:proofErr w:type="spellStart"/>
-      <w:r>
-        <w:t>client</w:t>
-      </w:r>
-      <w:proofErr w:type="spellEnd"/>
-      <w:r>
-        <w:t xml:space="preserve"> web en el </w:t>
-      </w:r>
-      <w:proofErr w:type="spellStart"/>
-      <w:r>
-        <w:t>header</w:t>
-      </w:r>
-      <w:proofErr w:type="spellEnd"/>
-      <w:r>
-        <w:t xml:space="preserve"> </w:t>
-      </w:r>
-      <w:proofErr w:type="spellStart"/>
-      <w:r>
-        <w:t>Authorization</w:t>
-      </w:r>
-      <w:proofErr w:type="spellEnd"/>
-      <w:r>
-        <w:t xml:space="preserve">: Bearer, la misma consulta responde 200 OK. El token es válido y su </w:t>
-      </w:r>
-      <w:proofErr w:type="spellStart"/>
-      <w:r>
-        <w:t>scope</w:t>
-      </w:r>
-      <w:proofErr w:type="spellEnd"/>
-      <w:r>
-        <w:t xml:space="preserve"> autoriza el canal web.</w:t>
-      </w:r>
-    </w:p>
-    <w:p>
-      <w:r>
+        <w:t>Con el token del client web en el header Authorization: Bearer, la misma consulta responde 200 OK. El token es válido y su scope autoriza el canal web.</w:t>
+      </w:r>
+    </w:p>
+    <w:p>
+      <w:r>
+        <w:rPr>
+          <w:noProof/>
+        </w:rPr>
         <w:drawing>
           <wp:inline distT="0" distB="0" distL="0" distR="0" wp14:anchorId="07E0C710" wp14:editId="784BD917">
             <wp:extent cx="6299835" cy="3717290"/>
@@ -2032,48 +1692,22 @@
       </w:pPr>
       <w:r>
         <w:lastRenderedPageBreak/>
-        <w:t>Inicio de sesión usuario móvil:</w:t>
-      </w:r>
-    </w:p>
-    <w:p>
-      <w:r>
-        <w:t xml:space="preserve">Solicitud de token con el </w:t>
-      </w:r>
-      <w:proofErr w:type="spellStart"/>
-      <w:r>
-        <w:t>client</w:t>
-      </w:r>
-      <w:proofErr w:type="spellEnd"/>
-      <w:r>
-        <w:t xml:space="preserve"> </w:t>
-      </w:r>
-      <w:proofErr w:type="spellStart"/>
-      <w:r>
-        <w:t>movil</w:t>
-      </w:r>
-      <w:proofErr w:type="spellEnd"/>
-      <w:r>
-        <w:t xml:space="preserve">. El token resultante trae el </w:t>
-      </w:r>
-      <w:proofErr w:type="spellStart"/>
-      <w:r>
-        <w:t>scope</w:t>
-      </w:r>
-      <w:proofErr w:type="spellEnd"/>
-      <w:r>
-        <w:t xml:space="preserve"> </w:t>
-      </w:r>
-      <w:proofErr w:type="spellStart"/>
-      <w:r>
-        <w:t>movil</w:t>
-      </w:r>
-      <w:proofErr w:type="spellEnd"/>
-      <w:r>
-        <w:t>.</w:t>
-      </w:r>
-    </w:p>
-    <w:p>
-      <w:r>
+        <w:t>Obtención de token</w:t>
+      </w:r>
+      <w:r>
+        <w:t xml:space="preserve"> usuario móvil:</w:t>
+      </w:r>
+    </w:p>
+    <w:p>
+      <w:r>
+        <w:t>Solicitud de token con el client movil. El token resultante trae el scope movil.</w:t>
+      </w:r>
+    </w:p>
+    <w:p>
+      <w:r>
+        <w:rPr>
+          <w:noProof/>
+        </w:rPr>
         <w:drawing>
           <wp:inline distT="0" distB="0" distL="0" distR="0" wp14:anchorId="5AC82A05" wp14:editId="3CCE1E70">
             <wp:extent cx="6299835" cy="4003675"/>
@@ -2121,51 +1755,14 @@
     </w:p>
     <w:p>
       <w:r>
-        <w:t xml:space="preserve">Al usar el token de </w:t>
-      </w:r>
-      <w:proofErr w:type="spellStart"/>
-      <w:r>
-        <w:t>movil</w:t>
-      </w:r>
-      <w:proofErr w:type="spellEnd"/>
-      <w:r>
-        <w:t xml:space="preserve"> en un </w:t>
-      </w:r>
-      <w:proofErr w:type="spellStart"/>
-      <w:r>
-        <w:t>endpoint</w:t>
-      </w:r>
-      <w:proofErr w:type="spellEnd"/>
-      <w:r>
-        <w:t xml:space="preserve"> del canal web, </w:t>
-      </w:r>
-      <w:proofErr w:type="spellStart"/>
-      <w:r>
-        <w:t>bank-batch</w:t>
-      </w:r>
-      <w:proofErr w:type="spellEnd"/>
-      <w:r>
-        <w:t xml:space="preserve"> responde 403 Forbidden. El token es válido, pero su </w:t>
-      </w:r>
-      <w:proofErr w:type="spellStart"/>
-      <w:r>
-        <w:t>scope</w:t>
-      </w:r>
-      <w:proofErr w:type="spellEnd"/>
-      <w:r>
-        <w:t xml:space="preserve"> no autoriza ese canal, lo que demuestra la autorización por </w:t>
-      </w:r>
-      <w:proofErr w:type="spellStart"/>
-      <w:r>
-        <w:t>scope</w:t>
-      </w:r>
-      <w:proofErr w:type="spellEnd"/>
-      <w:r>
-        <w:t>.</w:t>
-      </w:r>
-    </w:p>
-    <w:p>
-      <w:r>
+        <w:t>Al usar el token de movil en un endpoint del canal web, bank-batch responde 403 Forbidden. El token es válido, pero su scope no autoriza ese canal, lo que demuestra la autorización por scope.</w:t>
+      </w:r>
+    </w:p>
+    <w:p>
+      <w:r>
+        <w:rPr>
+          <w:noProof/>
+        </w:rPr>
         <w:lastRenderedPageBreak/>
         <w:drawing>
           <wp:inline distT="0" distB="0" distL="0" distR="0" wp14:anchorId="46137AED" wp14:editId="714E0336">
@@ -2214,11 +1811,12 @@
     </w:p>
     <w:p>
       <w:r>
-        <w:t>El panel de Eureka muestra registrados BANK-BATCH, CLIENTES-SERVICE y CUENTAS-SERVICE, lo que confirma que los microservicios dentro de Docker se descubren entre sí.</w:t>
-      </w:r>
-    </w:p>
-    <w:p>
-      <w:r>
+        <w:t>El panel de Eureka muestra registrados BANK-BATCH, CLIENTES-SERVICE y CUENTAS-SERVICE, lo que confirma que los microservicios que corren en Docker se registran correctamente en el Service Discovery.</w:t>
+      </w:r>
+      <w:r>
+        <w:rPr>
+          <w:noProof/>
+        </w:rPr>
         <w:drawing>
           <wp:inline distT="0" distB="0" distL="0" distR="0" wp14:anchorId="22119FB2" wp14:editId="4D0643BC">
             <wp:extent cx="6299835" cy="2171065"/>
@@ -2274,53 +1872,14 @@
     </w:p>
     <w:p>
       <w:r>
-        <w:t>Llamada POST /api/</w:t>
-      </w:r>
-      <w:proofErr w:type="spellStart"/>
-      <w:r>
-        <w:t>kafka</w:t>
-      </w:r>
-      <w:proofErr w:type="spellEnd"/>
-      <w:r>
-        <w:t xml:space="preserve">/enviar con token válido. El </w:t>
-      </w:r>
-      <w:proofErr w:type="spellStart"/>
-      <w:r>
-        <w:t>producer</w:t>
-      </w:r>
-      <w:proofErr w:type="spellEnd"/>
-      <w:r>
-        <w:t xml:space="preserve"> publica el mensaje en el </w:t>
-      </w:r>
-      <w:proofErr w:type="spellStart"/>
-      <w:r>
-        <w:t>topic</w:t>
-      </w:r>
-      <w:proofErr w:type="spellEnd"/>
-      <w:r>
-        <w:t xml:space="preserve"> </w:t>
-      </w:r>
-      <w:proofErr w:type="spellStart"/>
-      <w:proofErr w:type="gramStart"/>
-      <w:r>
-        <w:t>banco.transacciones</w:t>
-      </w:r>
-      <w:proofErr w:type="spellEnd"/>
-      <w:proofErr w:type="gramEnd"/>
-      <w:r>
-        <w:t xml:space="preserve"> y el </w:t>
-      </w:r>
-      <w:proofErr w:type="spellStart"/>
-      <w:r>
-        <w:t>endpoint</w:t>
-      </w:r>
-      <w:proofErr w:type="spellEnd"/>
-      <w:r>
-        <w:t xml:space="preserve"> confirma el envío.</w:t>
-      </w:r>
-    </w:p>
-    <w:p>
-      <w:r>
+        <w:t>Llamada POST /api/kafka/enviar con token válido. El producer publica el mensaje en el topic banco.transacciones y el endpoint confirma el envío.</w:t>
+      </w:r>
+    </w:p>
+    <w:p>
+      <w:r>
+        <w:rPr>
+          <w:noProof/>
+        </w:rPr>
         <w:lastRenderedPageBreak/>
         <w:drawing>
           <wp:inline distT="0" distB="0" distL="0" distR="0" wp14:anchorId="17452FE7" wp14:editId="0A2F3333">
@@ -2369,43 +1928,14 @@
     </w:p>
     <w:p>
       <w:r>
-        <w:t xml:space="preserve">El log de </w:t>
-      </w:r>
-      <w:proofErr w:type="spellStart"/>
-      <w:r>
-        <w:t>bank-batch</w:t>
-      </w:r>
-      <w:proofErr w:type="spellEnd"/>
-      <w:r>
-        <w:t xml:space="preserve"> muestra que el </w:t>
-      </w:r>
-      <w:proofErr w:type="spellStart"/>
-      <w:r>
-        <w:t>producer</w:t>
-      </w:r>
-      <w:proofErr w:type="spellEnd"/>
-      <w:r>
-        <w:t xml:space="preserve"> envió el evento y que el </w:t>
-      </w:r>
-      <w:proofErr w:type="spellStart"/>
-      <w:r>
-        <w:t>consumer</w:t>
-      </w:r>
-      <w:proofErr w:type="spellEnd"/>
-      <w:r>
-        <w:t xml:space="preserve"> del grupo </w:t>
-      </w:r>
-      <w:proofErr w:type="spellStart"/>
-      <w:r>
-        <w:t>bank-batch-group</w:t>
-      </w:r>
-      <w:proofErr w:type="spellEnd"/>
-      <w:r>
-        <w:t xml:space="preserve"> lo recibió, lo que demuestra la comunicación asíncrona completa.</w:t>
-      </w:r>
-    </w:p>
-    <w:p>
-      <w:r>
+        <w:t>El log de bank-batch muestra que el producer envió el evento y que el consumer del grupo bank-batch-group lo recibió, lo que demuestra la comunicación asíncrona completa.</w:t>
+      </w:r>
+    </w:p>
+    <w:p>
+      <w:r>
+        <w:rPr>
+          <w:noProof/>
+        </w:rPr>
         <w:drawing>
           <wp:inline distT="0" distB="0" distL="0" distR="0" wp14:anchorId="49883643" wp14:editId="35FBAF70">
             <wp:extent cx="6299835" cy="1663700"/>
@@ -2448,15 +1978,10 @@
         <w:pStyle w:val="Ttulo2"/>
       </w:pPr>
       <w:r>
-        <w:t xml:space="preserve">Prueba </w:t>
-      </w:r>
-      <w:proofErr w:type="spellStart"/>
-      <w:r>
-        <w:t>fallback</w:t>
-      </w:r>
-      <w:proofErr w:type="spellEnd"/>
-      <w:r>
-        <w:t xml:space="preserve"> Resilience4</w:t>
+        <w:t>Prueba fallback Resilience4</w:t>
+      </w:r>
+      <w:r>
+        <w:t>j</w:t>
       </w:r>
       <w:r>
         <w:t>:</w:t>
@@ -2472,27 +1997,14 @@
     </w:p>
     <w:p>
       <w:r>
-        <w:t>Con clientes-</w:t>
-      </w:r>
-      <w:proofErr w:type="spellStart"/>
-      <w:r>
-        <w:t>service</w:t>
-      </w:r>
-      <w:proofErr w:type="spellEnd"/>
-      <w:r>
-        <w:t xml:space="preserve"> activo, /api/</w:t>
-      </w:r>
-      <w:proofErr w:type="spellStart"/>
-      <w:r>
-        <w:t>debug</w:t>
-      </w:r>
-      <w:proofErr w:type="spellEnd"/>
-      <w:r>
-        <w:t>/clientes devuelve la lista de clientes. Es el comportamiento normal, usado como referencia.</w:t>
-      </w:r>
-    </w:p>
-    <w:p>
-      <w:r>
+        <w:t>Con clientes-service activo, /api/debug/clientes devuelve la lista de clientes. Es el comportamiento normal, usado como referencia.</w:t>
+      </w:r>
+    </w:p>
+    <w:p>
+      <w:r>
+        <w:rPr>
+          <w:noProof/>
+        </w:rPr>
         <w:lastRenderedPageBreak/>
         <w:drawing>
           <wp:inline distT="0" distB="0" distL="0" distR="0" wp14:anchorId="66133D37" wp14:editId="0A7BADB8">
@@ -2536,48 +2048,19 @@
         <w:pStyle w:val="Ttulo3"/>
       </w:pPr>
       <w:r>
-        <w:t>Detención de clientes-</w:t>
-      </w:r>
-      <w:proofErr w:type="spellStart"/>
-      <w:r>
-        <w:t>service</w:t>
-      </w:r>
-      <w:proofErr w:type="spellEnd"/>
-      <w:r>
-        <w:t>:</w:t>
-      </w:r>
-    </w:p>
-    <w:p>
-      <w:r>
-        <w:t xml:space="preserve">Se detiene el contenedor con </w:t>
-      </w:r>
-      <w:proofErr w:type="spellStart"/>
-      <w:r>
-        <w:t>docker</w:t>
-      </w:r>
-      <w:proofErr w:type="spellEnd"/>
-      <w:r>
-        <w:t xml:space="preserve"> </w:t>
-      </w:r>
-      <w:proofErr w:type="spellStart"/>
-      <w:r>
-        <w:t>compose</w:t>
-      </w:r>
-      <w:proofErr w:type="spellEnd"/>
-      <w:r>
-        <w:t xml:space="preserve"> stop clientes-</w:t>
-      </w:r>
-      <w:proofErr w:type="spellStart"/>
-      <w:r>
-        <w:t>service</w:t>
-      </w:r>
-      <w:proofErr w:type="spellEnd"/>
-      <w:r>
-        <w:t xml:space="preserve"> para simular la caída del servicio consumido.</w:t>
-      </w:r>
-    </w:p>
-    <w:p>
-      <w:r>
+        <w:t>Detención de clientes-service:</w:t>
+      </w:r>
+    </w:p>
+    <w:p>
+      <w:r>
+        <w:t>Se detiene el contenedor con docker compose stop clientes-service para simular la caída del servicio consumido.</w:t>
+      </w:r>
+    </w:p>
+    <w:p>
+      <w:r>
+        <w:rPr>
+          <w:noProof/>
+        </w:rPr>
         <w:drawing>
           <wp:inline distT="0" distB="0" distL="0" distR="0" wp14:anchorId="0CF20402" wp14:editId="086D1A63">
             <wp:extent cx="6299835" cy="791845"/>
@@ -2625,43 +2108,14 @@
     </w:p>
     <w:p>
       <w:r>
-        <w:t xml:space="preserve">Con el servicio caído, y tras los reintentos de </w:t>
-      </w:r>
-      <w:proofErr w:type="spellStart"/>
-      <w:r>
-        <w:t>Retry</w:t>
-      </w:r>
-      <w:proofErr w:type="spellEnd"/>
-      <w:r>
-        <w:t xml:space="preserve">, </w:t>
-      </w:r>
-      <w:proofErr w:type="spellStart"/>
-      <w:r>
-        <w:t>bank-batch</w:t>
-      </w:r>
-      <w:proofErr w:type="spellEnd"/>
-      <w:r>
-        <w:t xml:space="preserve"> no falla con un error 500 y responde el mensaje de </w:t>
-      </w:r>
-      <w:proofErr w:type="spellStart"/>
-      <w:r>
-        <w:t>fallback</w:t>
-      </w:r>
-      <w:proofErr w:type="spellEnd"/>
-      <w:r>
-        <w:t xml:space="preserve"> clientes-</w:t>
-      </w:r>
-      <w:proofErr w:type="spellStart"/>
-      <w:r>
-        <w:t>service</w:t>
-      </w:r>
-      <w:proofErr w:type="spellEnd"/>
-      <w:r>
-        <w:t xml:space="preserve"> no disponible temporalmente. Esto demuestra la tolerancia a fallos.</w:t>
-      </w:r>
-    </w:p>
-    <w:p>
-      <w:r>
+        <w:t>Con el servicio caído, y tras los reintentos de Retry, bank-batch no falla con un error 500 y responde el mensaje de fallback clientes-service no disponible temporalmente. Esto demuestra la tolerancia a fallos.</w:t>
+      </w:r>
+    </w:p>
+    <w:p>
+      <w:r>
+        <w:rPr>
+          <w:noProof/>
+        </w:rPr>
         <w:lastRenderedPageBreak/>
         <w:drawing>
           <wp:inline distT="0" distB="0" distL="0" distR="0" wp14:anchorId="16E0CF19" wp14:editId="6CF062E8">
@@ -2716,7 +2170,6 @@
         <w:lastRenderedPageBreak/>
         <w:t xml:space="preserve">Asegúrate de adjuntar todos estos documentos y componentes requeridos, todos deben estar en una misma carpeta. Finalmente, adjunta el archivo al subir tu actividad, asegurándote de que esté comprimido con la siguiente nomenclatura: </w:t>
       </w:r>
-      <w:proofErr w:type="spellStart"/>
       <w:r>
         <w:rPr>
           <w:rFonts w:eastAsia="Arial" w:cs="Arial"/>
@@ -2725,18 +2178,7 @@
           <w:color w:val="000000" w:themeColor="text1"/>
           <w:szCs w:val="24"/>
         </w:rPr>
-        <w:t>ExpX_Sx_nombresyapellidos</w:t>
-      </w:r>
-      <w:proofErr w:type="spellEnd"/>
-      <w:r>
-        <w:rPr>
-          <w:rFonts w:eastAsia="Arial" w:cs="Arial"/>
-          <w:b/>
-          <w:bCs/>
-          <w:color w:val="000000" w:themeColor="text1"/>
-          <w:szCs w:val="24"/>
-        </w:rPr>
-        <w:t xml:space="preserve"> Ejemplo: Exp3_S8_Pedro_Alvarez_Leiva</w:t>
+        <w:t>ExpX_Sx_nombresyapellidos Ejemplo: Exp3_S8_Pedro_Alvarez_Leiva</w:t>
       </w:r>
     </w:p>
     <w:p>
@@ -2821,7 +2263,7 @@
               </wp:anchor>
             </w:drawing>
           </mc:Choice>
-          <mc:Fallback xmlns:a="http://schemas.openxmlformats.org/drawingml/2006/main" xmlns:pic="http://schemas.openxmlformats.org/drawingml/2006/picture" xmlns:a14="http://schemas.microsoft.com/office/drawing/2010/main" xmlns:adec="http://schemas.microsoft.com/office/drawing/2017/decorative">
+          <mc:Fallback xmlns:adec="http://schemas.microsoft.com/office/drawing/2017/decorative" xmlns:a14="http://schemas.microsoft.com/office/drawing/2010/main" xmlns:pic="http://schemas.openxmlformats.org/drawingml/2006/picture" xmlns:a="http://schemas.openxmlformats.org/drawingml/2006/main">
             <w:pict>
               <v:roundrect id="Rectángulo: esquinas redondeadas 1" style="position:absolute;margin-left:-29.55pt;margin-top:31.55pt;width:552.75pt;height:354.35pt;z-index:251676672;visibility:visible;mso-wrap-style:square;mso-wrap-distance-left:9pt;mso-wrap-distance-top:0;mso-wrap-distance-right:9pt;mso-wrap-distance-bottom:0;mso-position-horizontal:absolute;mso-position-horizontal-relative:text;mso-position-vertical:absolute;mso-position-vertical-relative:text;v-text-anchor:middle" alt="&quot;&quot;" o:spid="_x0000_s1026" fillcolor="#e6e7e8" stroked="f" strokeweight="1pt" arcsize="2030f" w14:anchorId="3F5385BB" o:gfxdata="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">
                 <v:stroke joinstyle="miter"/>
@@ -2841,7 +2283,7 @@
           <w:noProof/>
         </w:rPr>
         <w:drawing>
-          <wp:anchor distT="0" distB="0" distL="114300" distR="114300" simplePos="0" relativeHeight="251677696" behindDoc="0" locked="0" layoutInCell="1" allowOverlap="1" wp14:anchorId="2A005252" wp14:editId="5910CBEA">
+          <wp:anchor distT="0" distB="0" distL="114300" distR="114300" simplePos="0" relativeHeight="251677696" behindDoc="0" locked="0" layoutInCell="1" allowOverlap="1" wp14:anchorId="2A005252" wp14:editId="043E6B85">
             <wp:simplePos x="0" y="0"/>
             <wp:positionH relativeFrom="column">
               <wp:posOffset>1642954</wp:posOffset>
@@ -5494,15 +4936,6 @@
 </file>
 
 <file path=customXml/item1.xml><?xml version="1.0" encoding="utf-8"?>
-<?mso-contentType ?>
-<FormTemplates xmlns="http://schemas.microsoft.com/sharepoint/v3/contenttype/forms">
-  <Display>DocumentLibraryForm</Display>
-  <Edit>DocumentLibraryForm</Edit>
-  <New>DocumentLibraryForm</New>
-</FormTemplates>
-</file>
-
-<file path=customXml/item2.xml><?xml version="1.0" encoding="utf-8"?>
 <ct:contentTypeSchema xmlns:ct="http://schemas.microsoft.com/office/2006/metadata/contentType" xmlns:ma="http://schemas.microsoft.com/office/2006/metadata/properties/metaAttributes" ct:_="" ma:_="" ma:contentTypeName="Documento" ma:contentTypeID="0x01010070BFDEA41A5D8B46AA5DA2E2389CBE4E" ma:contentTypeVersion="19" ma:contentTypeDescription="Crear nuevo documento." ma:contentTypeScope="" ma:versionID="8582924e0409c10a8a1fc1eca5dfbb2e">
   <xsd:schema xmlns:xsd="http://www.w3.org/2001/XMLSchema" xmlns:xs="http://www.w3.org/2001/XMLSchema" xmlns:p="http://schemas.microsoft.com/office/2006/metadata/properties" xmlns:ns2="d0daa353-f819-43d1-badf-ce69fea8800d" xmlns:ns3="edc1eb1c-f9b5-429a-a0ce-702847a0aa2d" targetNamespace="http://schemas.microsoft.com/office/2006/metadata/properties" ma:root="true" ma:fieldsID="e4d7d6d0f63e48ebe5e4a9f31787ab41" ns2:_="" ns3:_="">
     <xsd:import namespace="d0daa353-f819-43d1-badf-ce69fea8800d"/>
@@ -5763,7 +5196,20 @@
 </ct:contentTypeSchema>
 </file>
 
+<file path=customXml/item2.xml><?xml version="1.0" encoding="utf-8"?>
+<?mso-contentType ?>
+<FormTemplates xmlns="http://schemas.microsoft.com/sharepoint/v3/contenttype/forms">
+  <Display>DocumentLibraryForm</Display>
+  <Edit>DocumentLibraryForm</Edit>
+  <New>DocumentLibraryForm</New>
+</FormTemplates>
+</file>
+
 <file path=customXml/item3.xml><?xml version="1.0" encoding="utf-8"?>
+<b:Sources xmlns:b="http://schemas.openxmlformats.org/officeDocument/2006/bibliography" xmlns="http://schemas.openxmlformats.org/officeDocument/2006/bibliography" SelectedStyle="\APASixthEditionOfficeOnline.xsl" StyleName="APA" Version="6"/>
+</file>
+
+<file path=customXml/item4.xml><?xml version="1.0" encoding="utf-8"?>
 <p:properties xmlns:p="http://schemas.microsoft.com/office/2006/metadata/properties" xmlns:xsi="http://www.w3.org/2001/XMLSchema-instance" xmlns:pc="http://schemas.microsoft.com/office/infopath/2007/PartnerControls">
   <documentManagement>
     <lcf76f155ced4ddcb4097134ff3c332f xmlns="d0daa353-f819-43d1-badf-ce69fea8800d">
@@ -5784,19 +5230,7 @@
 </p:properties>
 </file>
 
-<file path=customXml/item4.xml><?xml version="1.0" encoding="utf-8"?>
-<b:Sources xmlns:b="http://schemas.openxmlformats.org/officeDocument/2006/bibliography" xmlns="http://schemas.openxmlformats.org/officeDocument/2006/bibliography" SelectedStyle="\APASixthEditionOfficeOnline.xsl" StyleName="APA" Version="6"/>
-</file>
-
 <file path=customXml/itemProps1.xml><?xml version="1.0" encoding="utf-8"?>
-<ds:datastoreItem xmlns:ds="http://schemas.openxmlformats.org/officeDocument/2006/customXml" ds:itemID="{58D8DE95-DF74-49C6-8885-90B115E8F94F}">
-  <ds:schemaRefs>
-    <ds:schemaRef ds:uri="http://schemas.microsoft.com/sharepoint/v3/contenttype/forms"/>
-  </ds:schemaRefs>
-</ds:datastoreItem>
-</file>
-
-<file path=customXml/itemProps2.xml><?xml version="1.0" encoding="utf-8"?>
 <ds:datastoreItem xmlns:ds="http://schemas.openxmlformats.org/officeDocument/2006/customXml" ds:itemID="{EB939682-24F3-4831-83C1-47FEE6330DAE}">
   <ds:schemaRefs>
     <ds:schemaRef ds:uri="http://schemas.microsoft.com/office/2006/metadata/contentType"/>
@@ -5815,7 +5249,23 @@
 </ds:datastoreItem>
 </file>
 
+<file path=customXml/itemProps2.xml><?xml version="1.0" encoding="utf-8"?>
+<ds:datastoreItem xmlns:ds="http://schemas.openxmlformats.org/officeDocument/2006/customXml" ds:itemID="{58D8DE95-DF74-49C6-8885-90B115E8F94F}">
+  <ds:schemaRefs>
+    <ds:schemaRef ds:uri="http://schemas.microsoft.com/sharepoint/v3/contenttype/forms"/>
+  </ds:schemaRefs>
+</ds:datastoreItem>
+</file>
+
 <file path=customXml/itemProps3.xml><?xml version="1.0" encoding="utf-8"?>
+<ds:datastoreItem xmlns:ds="http://schemas.openxmlformats.org/officeDocument/2006/customXml" ds:itemID="{DEB73F9D-F662-47F0-B1B4-CC4EDF51573A}">
+  <ds:schemaRefs>
+    <ds:schemaRef ds:uri="http://schemas.openxmlformats.org/officeDocument/2006/bibliography"/>
+  </ds:schemaRefs>
+</ds:datastoreItem>
+</file>
+
+<file path=customXml/itemProps4.xml><?xml version="1.0" encoding="utf-8"?>
 <ds:datastoreItem xmlns:ds="http://schemas.openxmlformats.org/officeDocument/2006/customXml" ds:itemID="{C39D5494-1847-4215-BB00-A838605872D2}">
   <ds:schemaRefs>
     <ds:schemaRef ds:uri="http://schemas.microsoft.com/office/2006/metadata/properties"/>
@@ -5824,12 +5274,4 @@
     <ds:schemaRef ds:uri="edc1eb1c-f9b5-429a-a0ce-702847a0aa2d"/>
   </ds:schemaRefs>
 </ds:datastoreItem>
-</file>
-
-<file path=customXml/itemProps4.xml><?xml version="1.0" encoding="utf-8"?>
-<ds:datastoreItem xmlns:ds="http://schemas.openxmlformats.org/officeDocument/2006/customXml" ds:itemID="{DEB73F9D-F662-47F0-B1B4-CC4EDF51573A}">
-  <ds:schemaRefs>
-    <ds:schemaRef ds:uri="http://schemas.openxmlformats.org/officeDocument/2006/bibliography"/>
-  </ds:schemaRefs>
-</ds:datastoreItem>
 </file>